--- a/ANSWERS.docx
+++ b/ANSWERS.docx
@@ -10,7 +10,6 @@
         <w:spacing w:before="360" w:after="80"/>
         <w:rPr/>
       </w:pPr>
-      <w:bookmarkStart w:id="0" w:name="answers-cp3566-lab-2"/>
       <w:r>
         <w:rPr/>
         <w:t>ANSWERS — CP3566 Lab 2</w:t>
@@ -41,7 +40,6 @@
         <w:pStyle w:val="Heading3"/>
         <w:rPr/>
       </w:pPr>
-      <w:bookmarkStart w:id="1" w:name="X404e51c5913385d13e9e705939524effdf138e7"/>
       <w:r>
         <w:rPr/>
         <w:t>1. Why are the prices on a placed order taken from the server’s product record (</w:t>
@@ -62,19 +60,28 @@
         <w:pStyle w:val="BlockText"/>
         <w:rPr/>
       </w:pPr>
-      <w:bookmarkStart w:id="2" w:name="X404e51c5913385d13e9e705939524effdf138e7"/>
+      <w:bookmarkStart w:id="0" w:name="X404e51c5913385d13e9e705939524effdf138e7"/>
       <w:r>
         <w:rPr/>
         <w:t>…</w:t>
       </w:r>
-      <w:bookmarkEnd w:id="2"/>
+      <w:bookmarkEnd w:id="0"/>
+    </w:p>
+    <w:p>
+      <w:pPr>
+        <w:pStyle w:val="BodyText"/>
+        <w:rPr/>
+      </w:pPr>
+      <w:r>
+        <w:rPr/>
+        <w:t>Client requests can be changed, so the server must use the record’s price to prevent it from changing.</w:t>
+      </w:r>
     </w:p>
     <w:p>
       <w:pPr>
         <w:pStyle w:val="Heading3"/>
         <w:rPr/>
       </w:pPr>
-      <w:bookmarkStart w:id="3" w:name="Xe14d850e31138303a455704c9890f614c5bfb7a"/>
       <w:r>
         <w:rPr/>
         <w:t xml:space="preserve">2. Your </w:t>
@@ -125,19 +132,28 @@
         <w:pStyle w:val="BlockText"/>
         <w:rPr/>
       </w:pPr>
-      <w:bookmarkStart w:id="4" w:name="Xe14d850e31138303a455704c9890f614c5bfb7a"/>
+      <w:bookmarkStart w:id="1" w:name="Xe14d850e31138303a455704c9890f614c5bfb7a"/>
       <w:r>
         <w:rPr/>
         <w:t>…</w:t>
       </w:r>
-      <w:bookmarkEnd w:id="4"/>
+      <w:bookmarkEnd w:id="1"/>
+    </w:p>
+    <w:p>
+      <w:pPr>
+        <w:pStyle w:val="BodyText"/>
+        <w:rPr/>
+      </w:pPr>
+      <w:r>
+        <w:rPr/>
+        <w:t>It checks and reduces the stock within the same step, which prevents two buyers from purchasing the item at the same time. Having seperate select and update statements may lead to overselling.</w:t>
+      </w:r>
     </w:p>
     <w:p>
       <w:pPr>
         <w:pStyle w:val="Heading3"/>
         <w:rPr/>
       </w:pPr>
-      <w:bookmarkStart w:id="5" w:name="X8cc7d5b1542af72b817156bf4a8713518772a9a"/>
       <w:r>
         <w:rPr/>
         <w:t>3. The whole order runs in one transaction. What does that transaction cover, and what would break if each line were committed separately?</w:t>
@@ -148,19 +164,28 @@
         <w:pStyle w:val="BlockText"/>
         <w:rPr/>
       </w:pPr>
-      <w:bookmarkStart w:id="6" w:name="X8cc7d5b1542af72b817156bf4a8713518772a9a"/>
+      <w:bookmarkStart w:id="2" w:name="X8cc7d5b1542af72b817156bf4a8713518772a9a"/>
       <w:r>
         <w:rPr/>
         <w:t>…</w:t>
       </w:r>
-      <w:bookmarkEnd w:id="6"/>
+      <w:bookmarkEnd w:id="2"/>
+    </w:p>
+    <w:p>
+      <w:pPr>
+        <w:pStyle w:val="BodyText"/>
+        <w:rPr/>
+      </w:pPr>
+      <w:r>
+        <w:rPr/>
+        <w:t>The transaction makes sure that all of the orders succeed, or all of the orders fail. If even one order failed, everything would be rolled back.</w:t>
+      </w:r>
     </w:p>
     <w:p>
       <w:pPr>
         <w:pStyle w:val="Heading3"/>
         <w:rPr/>
       </w:pPr>
-      <w:bookmarkStart w:id="7" w:name="X6f5701d4254eb28c0d68f109ffb10c36b9cc036"/>
       <w:r>
         <w:rPr/>
         <w:t xml:space="preserve">4. Why does a duplicate registration return </w:t>
@@ -193,19 +218,28 @@
         <w:pStyle w:val="BlockText"/>
         <w:rPr/>
       </w:pPr>
-      <w:bookmarkStart w:id="8" w:name="X6f5701d4254eb28c0d68f109ffb10c36b9cc036"/>
+      <w:bookmarkStart w:id="3" w:name="X6f5701d4254eb28c0d68f109ffb10c36b9cc036"/>
       <w:r>
         <w:rPr/>
         <w:t>…</w:t>
       </w:r>
-      <w:bookmarkEnd w:id="8"/>
+      <w:bookmarkEnd w:id="3"/>
+    </w:p>
+    <w:p>
+      <w:pPr>
+        <w:pStyle w:val="BodyText"/>
+        <w:rPr/>
+      </w:pPr>
+      <w:r>
+        <w:rPr/>
+        <w:t>409 means that the input is valid, but conflicts with existing data, while 422 means that the input is invalid.</w:t>
+      </w:r>
     </w:p>
     <w:p>
       <w:pPr>
         <w:pStyle w:val="Heading3"/>
         <w:rPr/>
       </w:pPr>
-      <w:bookmarkStart w:id="9" w:name="X6343892a20172c4d9ea304eb667f24a09843146"/>
       <w:r>
         <w:rPr/>
         <w:t xml:space="preserve">5. Why is storing a plaintext password a problem even for a fake store, and what is the per-user salt in </w:t>
@@ -236,19 +270,18 @@
         <w:pStyle w:val="BlockText"/>
         <w:rPr/>
       </w:pPr>
-      <w:bookmarkStart w:id="10" w:name="X6343892a20172c4d9ea304eb667f24a09843146"/>
+      <w:bookmarkStart w:id="4" w:name="X6343892a20172c4d9ea304eb667f24a09843146"/>
       <w:r>
         <w:rPr/>
         <w:t>…</w:t>
       </w:r>
-      <w:bookmarkEnd w:id="10"/>
+      <w:bookmarkEnd w:id="4"/>
     </w:p>
     <w:p>
       <w:pPr>
         <w:pStyle w:val="Heading3"/>
         <w:rPr/>
       </w:pPr>
-      <w:bookmarkStart w:id="11" w:name="X7ea6b23efb91009b4b1bee9c144af07bc690348"/>
       <w:r>
         <w:rPr/>
         <w:t xml:space="preserve">6. (Architecture) In your own words: why are </w:t>
@@ -301,14 +334,26 @@
         <w:ind w:hanging="0" w:left="480" w:right="480"/>
         <w:rPr/>
       </w:pPr>
-      <w:bookmarkStart w:id="12" w:name="answers-cp3566-lab-2"/>
-      <w:bookmarkStart w:id="13" w:name="X7ea6b23efb91009b4b1bee9c144af07bc690348"/>
+      <w:bookmarkStart w:id="5" w:name="X7ea6b23efb91009b4b1bee9c144af07bc690348"/>
+      <w:bookmarkStart w:id="6" w:name="answers-cp3566-lab-2"/>
       <w:r>
         <w:rPr/>
         <w:t>…</w:t>
       </w:r>
-      <w:bookmarkEnd w:id="12"/>
-      <w:bookmarkEnd w:id="13"/>
+      <w:bookmarkEnd w:id="5"/>
+      <w:bookmarkEnd w:id="6"/>
+    </w:p>
+    <w:p>
+      <w:pPr>
+        <w:pStyle w:val="BodyText"/>
+        <w:spacing w:before="100" w:after="100"/>
+        <w:ind w:hanging="0" w:left="480" w:right="480"/>
+        <w:rPr/>
+      </w:pPr>
+      <w:r>
+        <w:rPr/>
+        <w:t>Because they are abstract, the web layer does not depend on a specific database, making it easy to switch from one database to another.</w:t>
+      </w:r>
     </w:p>
     <w:sectPr>
       <w:type w:val="nextPage"/>
@@ -346,6 +391,7 @@
     <w:qFormat/>
     <w:pPr>
       <w:widowControl/>
+      <w:suppressAutoHyphens w:val="true"/>
       <w:bidi w:val="0"/>
       <w:spacing w:before="0" w:after="200"/>
       <w:jc w:val="left"/>
@@ -742,9 +788,16 @@
     <w:qFormat/>
     <w:rPr/>
   </w:style>
+  <w:style w:type="character" w:styleId="FootnoteCharactersuser">
+    <w:name w:val="Footnote Characters (user)"/>
+    <w:basedOn w:val="BodyTextChar"/>
+    <w:qFormat/>
+    <w:rPr>
+      <w:vertAlign w:val="superscript"/>
+    </w:rPr>
+  </w:style>
   <w:style w:type="character" w:styleId="FootnoteCharacters">
     <w:name w:val="Footnote Characters"/>
-    <w:basedOn w:val="BodyTextChar"/>
     <w:qFormat/>
     <w:rPr>
       <w:vertAlign w:val="superscript"/>
